--- a/az/wisdom-stories/not-my-concern.docx
+++ b/az/wisdom-stories/not-my-concern.docx
@@ -118,7 +118,7 @@
         <w:rPr>
           <w:lang/>
         </w:rPr>
-        <w:t>«Yəqin bu sözlərin anlamadığım bir mənası var», — deyə düşünüb onun Beşiktaşdakı dərgahına yollanır.</w:t>
+        <w:t>«Yəqin, bu sözlərin anlamadığım bir mənası var», — deyə düşünüb onun Beşiktaşdakı dərgahına yollanır.</w:t>
       </w:r>
     </w:p>
     <w:p>
@@ -235,7 +235,7 @@
         <w:rPr>
           <w:lang/>
         </w:rPr>
-        <w:t>Sultan bu sözləri dinləyərkən gözləri dolur. Başını aşağı salıb deyilənləri təsdiqləyir. Sonra ona həqiqəti çəkinmədən söyləyən bir alimin varlığına görə Allaha şükür edib oradan ayrılır.</w:t>
+        <w:t>Sultan bu sözləri dinləyərkən onun gözləri dolur. Başını aşağı salıb deyilənləri təsdiqləyir. Sonra ona həqiqəti çəkinmədən söyləyən bir alimin varlığına görə Allaha şükür edib oradan ayrılır.</w:t>
       </w:r>
     </w:p>
     <w:p>
